--- a/frontend/public/documents/TermsOfService_SelfRace_SK.docx
+++ b/frontend/public/documents/TermsOfService_SelfRace_SK.docx
@@ -615,7 +615,7 @@
           <w:b w:val="false"/>
           <w:bCs w:val="false"/>
         </w:rPr>
-        <w:t xml:space="preserve"> SelfRace je nezávislá aplikácia a nie je prepojená so spoločnosťami Strava, Garmin ani intervals.icu, ani nimi podporovaná či sponzorovaná. Strava a Garmin sú ochranné známky svojich vlastníkov.</w:t>
+        <w:t xml:space="preserve"> SelfRace je nezávislá aplikácia. Nie je produktom spoločností Strava, Garmin ani intervals.icu a tieto spoločnosti ju nepodporujú ani nesponzorujú. Strava a Garmin sú ochranné známky svojich vlastníkov.</w:t>
       </w:r>
     </w:p>
     <w:p>
